--- a/服务化后的软件开发新特征.docx
+++ b/服务化后的软件开发新特征.docx
@@ -62,7 +62,7 @@
           <w:b w:val="0"/>
           <w:sz w:val="24"/>
         </w:rPr>
-        <w:t xml:space="preserve"> 2023K800992901　　</w:t>
+        <w:t xml:space="preserve"> 2023K8009929010　　</w:t>
       </w:r>
       <w:r>
         <w:rPr>
@@ -89,7 +89,7 @@
         <w:rPr>
           <w:rFonts w:ascii="黑体" w:hAnsi="黑体" w:eastAsia="黑体"/>
           <w:b/>
-          <w:sz w:val="26"/>
+          <w:sz w:val="28"/>
         </w:rPr>
         <w:t>摘要</w:t>
       </w:r>
@@ -152,7 +152,7 @@
         <w:rPr>
           <w:rFonts w:ascii="黑体" w:hAnsi="黑体" w:eastAsia="黑体"/>
           <w:b/>
-          <w:sz w:val="26"/>
+          <w:sz w:val="28"/>
         </w:rPr>
         <w:t>1. 一个演进坐标：六阶段解耦史</w:t>
       </w:r>
@@ -843,7 +843,7 @@
         <w:rPr>
           <w:rFonts w:ascii="黑体" w:hAnsi="黑体" w:eastAsia="黑体"/>
           <w:b/>
-          <w:sz w:val="26"/>
+          <w:sz w:val="28"/>
         </w:rPr>
         <w:t>2. 服务化的内涵与形态：从"产品"到"服务"的跃迁</w:t>
       </w:r>
@@ -1052,7 +1052,7 @@
         <w:rPr>
           <w:rFonts w:ascii="黑体" w:hAnsi="黑体" w:eastAsia="黑体"/>
           <w:b/>
-          <w:sz w:val="26"/>
+          <w:sz w:val="28"/>
         </w:rPr>
         <w:t>3. 新特征一：交付与运维的合一——从"项目"到"产品"</w:t>
       </w:r>
@@ -1228,7 +1228,7 @@
         <w:rPr>
           <w:rFonts w:ascii="黑体" w:hAnsi="黑体" w:eastAsia="黑体"/>
           <w:b/>
-          <w:sz w:val="26"/>
+          <w:sz w:val="28"/>
         </w:rPr>
         <w:t>4. 新特征二：架构从单体到微服务——接口与实现的工程化解耦</w:t>
       </w:r>
@@ -1499,7 +1499,7 @@
         <w:rPr>
           <w:rFonts w:ascii="黑体" w:hAnsi="黑体" w:eastAsia="黑体"/>
           <w:b/>
-          <w:sz w:val="26"/>
+          <w:sz w:val="28"/>
         </w:rPr>
         <w:t>5. 新特征三：数据从"关系型独占"到"多范式、服务化数据"</w:t>
       </w:r>
@@ -1678,7 +1678,7 @@
         <w:rPr>
           <w:rFonts w:ascii="黑体" w:hAnsi="黑体" w:eastAsia="黑体"/>
           <w:b/>
-          <w:sz w:val="26"/>
+          <w:sz w:val="28"/>
         </w:rPr>
         <w:t>6. 新特征四：面向对象的"重生"——从类对象到服务对象</w:t>
       </w:r>
@@ -2064,7 +2064,7 @@
         <w:rPr>
           <w:rFonts w:ascii="黑体" w:hAnsi="黑体" w:eastAsia="黑体"/>
           <w:b/>
-          <w:sz w:val="26"/>
+          <w:sz w:val="28"/>
         </w:rPr>
         <w:t>7. 新特征五：从"应用"到"平台生态"——开放与 API 经济</w:t>
       </w:r>
@@ -2248,7 +2248,7 @@
         <w:rPr>
           <w:rFonts w:ascii="黑体" w:hAnsi="黑体" w:eastAsia="黑体"/>
           <w:b/>
-          <w:sz w:val="26"/>
+          <w:sz w:val="28"/>
         </w:rPr>
         <w:t>8. 新特征六：工程与运维范式的重塑——DevOps、持续交付与可观测性</w:t>
       </w:r>
@@ -2413,7 +2413,7 @@
         <w:rPr>
           <w:rFonts w:ascii="黑体" w:hAnsi="黑体" w:eastAsia="黑体"/>
           <w:b/>
-          <w:sz w:val="26"/>
+          <w:sz w:val="28"/>
         </w:rPr>
         <w:t>9. 代价与挑战：服务化的另一面</w:t>
       </w:r>
@@ -2642,7 +2642,7 @@
         <w:rPr>
           <w:rFonts w:ascii="黑体" w:hAnsi="黑体" w:eastAsia="黑体"/>
           <w:b/>
-          <w:sz w:val="26"/>
+          <w:sz w:val="28"/>
         </w:rPr>
         <w:t>10. 结语：服务化与"软件定义一切"</w:t>
       </w:r>
@@ -2713,7 +2713,7 @@
         <w:rPr>
           <w:rFonts w:ascii="黑体" w:hAnsi="黑体" w:eastAsia="黑体"/>
           <w:b/>
-          <w:sz w:val="26"/>
+          <w:sz w:val="28"/>
         </w:rPr>
         <w:t>使用大模型情况说明</w:t>
       </w:r>
@@ -2739,7 +2739,7 @@
         <w:rPr>
           <w:rFonts w:ascii="黑体" w:hAnsi="黑体" w:eastAsia="黑体"/>
           <w:b/>
-          <w:sz w:val="26"/>
+          <w:sz w:val="28"/>
         </w:rPr>
         <w:t>参考文献</w:t>
       </w:r>
